--- a/eng/docx/013.content.docx
+++ b/eng/docx/013.content.docx
@@ -346,7 +346,19 @@
         <w:rPr>
           <w:lang w:val="en_US" w:bidi="en_US"/>
         </w:rPr>
-        <w:t>(Translation suggestions: How to Translate Names)</w:t>
+        <w:t xml:space="preserve">(Translation suggestions: </w:t>
+      </w:r>
+      <w:r>
+        <w:rPr>
+          <w:lang w:val="en_US" w:bidi="en_US"/>
+        </w:rPr>
+        <w:t>How to Translate Names</w:t>
+      </w:r>
+      <w:r>
+        <w:rPr>
+          <w:lang w:val="en_US" w:bidi="en_US"/>
+        </w:rPr>
+        <w:t>)</w:t>
       </w:r>
       <w:r>
         <w:rPr>
@@ -675,7 +687,19 @@
         <w:rPr>
           <w:lang w:val="en_US" w:bidi="en_US"/>
         </w:rPr>
-        <w:t>(Translation suggestions: How to Translate Names)</w:t>
+        <w:t xml:space="preserve">(Translation suggestions: </w:t>
+      </w:r>
+      <w:r>
+        <w:rPr>
+          <w:lang w:val="en_US" w:bidi="en_US"/>
+        </w:rPr>
+        <w:t>How to Translate Names</w:t>
+      </w:r>
+      <w:r>
+        <w:rPr>
+          <w:lang w:val="en_US" w:bidi="en_US"/>
+        </w:rPr>
+        <w:t>)</w:t>
       </w:r>
       <w:r>
         <w:rPr>
@@ -2368,7 +2392,19 @@
         <w:rPr>
           <w:lang w:val="en_US" w:bidi="en_US"/>
         </w:rPr>
-        <w:t>(See also: How to Translate Names)</w:t>
+        <w:t xml:space="preserve">(See also: </w:t>
+      </w:r>
+      <w:r>
+        <w:rPr>
+          <w:lang w:val="en_US" w:bidi="en_US"/>
+        </w:rPr>
+        <w:t>How to Translate Names</w:t>
+      </w:r>
+      <w:r>
+        <w:rPr>
+          <w:lang w:val="en_US" w:bidi="en_US"/>
+        </w:rPr>
+        <w:t>)</w:t>
       </w:r>
       <w:r>
         <w:rPr>
@@ -2694,7 +2730,19 @@
         <w:rPr>
           <w:lang w:val="en_US" w:bidi="en_US"/>
         </w:rPr>
-        <w:t>(Translation suggestions: How to Translate Names)</w:t>
+        <w:t xml:space="preserve">(Translation suggestions: </w:t>
+      </w:r>
+      <w:r>
+        <w:rPr>
+          <w:lang w:val="en_US" w:bidi="en_US"/>
+        </w:rPr>
+        <w:t>How to Translate Names</w:t>
+      </w:r>
+      <w:r>
+        <w:rPr>
+          <w:lang w:val="en_US" w:bidi="en_US"/>
+        </w:rPr>
+        <w:t>)</w:t>
       </w:r>
       <w:r>
         <w:rPr>
@@ -3881,7 +3929,19 @@
         <w:rPr>
           <w:lang w:val="en_US" w:bidi="en_US"/>
         </w:rPr>
-        <w:t>(Translation suggestions: How to Translate Names)</w:t>
+        <w:t xml:space="preserve">(Translation suggestions: </w:t>
+      </w:r>
+      <w:r>
+        <w:rPr>
+          <w:lang w:val="en_US" w:bidi="en_US"/>
+        </w:rPr>
+        <w:t>How to Translate Names</w:t>
+      </w:r>
+      <w:r>
+        <w:rPr>
+          <w:lang w:val="en_US" w:bidi="en_US"/>
+        </w:rPr>
+        <w:t>)</w:t>
       </w:r>
       <w:r>
         <w:rPr>
@@ -4382,7 +4442,19 @@
         <w:rPr>
           <w:lang w:val="en_US" w:bidi="en_US"/>
         </w:rPr>
-        <w:t>Also consider how this term is translated in a Bible translation in a local or national language. (See: How to Translate Unknowns)</w:t>
+        <w:t xml:space="preserve">Also consider how this term is translated in a Bible translation in a local or national language. (See: </w:t>
+      </w:r>
+      <w:r>
+        <w:rPr>
+          <w:lang w:val="en_US" w:bidi="en_US"/>
+        </w:rPr>
+        <w:t>How to Translate Unknowns</w:t>
+      </w:r>
+      <w:r>
+        <w:rPr>
+          <w:lang w:val="en_US" w:bidi="en_US"/>
+        </w:rPr>
+        <w:t>)</w:t>
       </w:r>
       <w:r>
         <w:rPr>
@@ -5258,7 +5330,19 @@
         <w:rPr>
           <w:lang w:val="en_US" w:bidi="en_US"/>
         </w:rPr>
-        <w:t>(Translation suggestions: How to Translate Names)</w:t>
+        <w:t xml:space="preserve">(Translation suggestions: </w:t>
+      </w:r>
+      <w:r>
+        <w:rPr>
+          <w:lang w:val="en_US" w:bidi="en_US"/>
+        </w:rPr>
+        <w:t>How to Translate Names</w:t>
+      </w:r>
+      <w:r>
+        <w:rPr>
+          <w:lang w:val="en_US" w:bidi="en_US"/>
+        </w:rPr>
+        <w:t>)</w:t>
       </w:r>
       <w:r>
         <w:rPr>
@@ -5607,7 +5691,19 @@
         <w:rPr>
           <w:lang w:val="en_US" w:bidi="en_US"/>
         </w:rPr>
-        <w:t>(Translation suggestions: How to Translate Names)</w:t>
+        <w:t xml:space="preserve">(Translation suggestions: </w:t>
+      </w:r>
+      <w:r>
+        <w:rPr>
+          <w:lang w:val="en_US" w:bidi="en_US"/>
+        </w:rPr>
+        <w:t>How to Translate Names</w:t>
+      </w:r>
+      <w:r>
+        <w:rPr>
+          <w:lang w:val="en_US" w:bidi="en_US"/>
+        </w:rPr>
+        <w:t>)</w:t>
       </w:r>
       <w:r>
         <w:rPr>
@@ -6025,7 +6121,19 @@
         <w:rPr>
           <w:lang w:val="en_US" w:bidi="en_US"/>
         </w:rPr>
-        <w:t>(Translation suggestions: How to Translate Names)</w:t>
+        <w:t xml:space="preserve">(Translation suggestions: </w:t>
+      </w:r>
+      <w:r>
+        <w:rPr>
+          <w:lang w:val="en_US" w:bidi="en_US"/>
+        </w:rPr>
+        <w:t>How to Translate Names</w:t>
+      </w:r>
+      <w:r>
+        <w:rPr>
+          <w:lang w:val="en_US" w:bidi="en_US"/>
+        </w:rPr>
+        <w:t>)</w:t>
       </w:r>
       <w:r>
         <w:rPr>
@@ -6513,7 +6621,19 @@
         <w:rPr>
           <w:lang w:val="en_US" w:bidi="en_US"/>
         </w:rPr>
-        <w:t>(Translation suggestions: How to Translate Names)</w:t>
+        <w:t xml:space="preserve">(Translation suggestions: </w:t>
+      </w:r>
+      <w:r>
+        <w:rPr>
+          <w:lang w:val="en_US" w:bidi="en_US"/>
+        </w:rPr>
+        <w:t>How to Translate Names</w:t>
+      </w:r>
+      <w:r>
+        <w:rPr>
+          <w:lang w:val="en_US" w:bidi="en_US"/>
+        </w:rPr>
+        <w:t>)</w:t>
       </w:r>
       <w:r>
         <w:rPr>
@@ -7311,7 +7431,19 @@
         <w:rPr>
           <w:lang w:val="en_US" w:bidi="en_US"/>
         </w:rPr>
-        <w:t>(Translation suggestions: How to Translate Names)</w:t>
+        <w:t xml:space="preserve">(Translation suggestions: </w:t>
+      </w:r>
+      <w:r>
+        <w:rPr>
+          <w:lang w:val="en_US" w:bidi="en_US"/>
+        </w:rPr>
+        <w:t>How to Translate Names</w:t>
+      </w:r>
+      <w:r>
+        <w:rPr>
+          <w:lang w:val="en_US" w:bidi="en_US"/>
+        </w:rPr>
+        <w:t>)</w:t>
       </w:r>
       <w:r>
         <w:rPr>
@@ -7741,7 +7873,19 @@
         <w:rPr>
           <w:lang w:val="en_US" w:bidi="en_US"/>
         </w:rPr>
-        <w:t>(Translation suggestions: How to Translate Names)</w:t>
+        <w:t xml:space="preserve">(Translation suggestions: </w:t>
+      </w:r>
+      <w:r>
+        <w:rPr>
+          <w:lang w:val="en_US" w:bidi="en_US"/>
+        </w:rPr>
+        <w:t>How to Translate Names</w:t>
+      </w:r>
+      <w:r>
+        <w:rPr>
+          <w:lang w:val="en_US" w:bidi="en_US"/>
+        </w:rPr>
+        <w:t>)</w:t>
       </w:r>
       <w:r>
         <w:rPr>
@@ -9436,7 +9580,19 @@
         <w:rPr>
           <w:lang w:val="en_US" w:bidi="en_US"/>
         </w:rPr>
-        <w:t>(Translation suggestions: How to Translate Names)</w:t>
+        <w:t xml:space="preserve">(Translation suggestions: </w:t>
+      </w:r>
+      <w:r>
+        <w:rPr>
+          <w:lang w:val="en_US" w:bidi="en_US"/>
+        </w:rPr>
+        <w:t>How to Translate Names</w:t>
+      </w:r>
+      <w:r>
+        <w:rPr>
+          <w:lang w:val="en_US" w:bidi="en_US"/>
+        </w:rPr>
+        <w:t>)</w:t>
       </w:r>
       <w:r>
         <w:rPr>
@@ -10626,7 +10782,19 @@
         <w:rPr>
           <w:lang w:val="en_US" w:bidi="en_US"/>
         </w:rPr>
-        <w:t>(Translation suggestions: Translating Names)</w:t>
+        <w:t xml:space="preserve">(Translation suggestions: </w:t>
+      </w:r>
+      <w:r>
+        <w:rPr>
+          <w:lang w:val="en_US" w:bidi="en_US"/>
+        </w:rPr>
+        <w:t>Translating Names</w:t>
+      </w:r>
+      <w:r>
+        <w:rPr>
+          <w:lang w:val="en_US" w:bidi="en_US"/>
+        </w:rPr>
+        <w:t>)</w:t>
       </w:r>
       <w:r>
         <w:rPr>
@@ -11914,7 +12082,19 @@
         <w:rPr>
           <w:lang w:val="en_US" w:bidi="en_US"/>
         </w:rPr>
-        <w:t>(Translation suggestions: How to Translate Names)</w:t>
+        <w:t xml:space="preserve">(Translation suggestions: </w:t>
+      </w:r>
+      <w:r>
+        <w:rPr>
+          <w:lang w:val="en_US" w:bidi="en_US"/>
+        </w:rPr>
+        <w:t>How to Translate Names</w:t>
+      </w:r>
+      <w:r>
+        <w:rPr>
+          <w:lang w:val="en_US" w:bidi="en_US"/>
+        </w:rPr>
+        <w:t>)</w:t>
       </w:r>
       <w:r>
         <w:rPr>
@@ -12344,7 +12524,19 @@
         <w:rPr>
           <w:lang w:val="en_US" w:bidi="en_US"/>
         </w:rPr>
-        <w:t>(Translation suggestions: How to Translate Names)</w:t>
+        <w:t xml:space="preserve">(Translation suggestions: </w:t>
+      </w:r>
+      <w:r>
+        <w:rPr>
+          <w:lang w:val="en_US" w:bidi="en_US"/>
+        </w:rPr>
+        <w:t>How to Translate Names</w:t>
+      </w:r>
+      <w:r>
+        <w:rPr>
+          <w:lang w:val="en_US" w:bidi="en_US"/>
+        </w:rPr>
+        <w:t>)</w:t>
       </w:r>
       <w:r>
         <w:rPr>
@@ -13174,7 +13366,19 @@
         <w:rPr>
           <w:lang w:val="en_US" w:bidi="en_US"/>
         </w:rPr>
-        <w:t>(Translation suggestions: Translate Names)</w:t>
+        <w:t xml:space="preserve">(Translation suggestions: </w:t>
+      </w:r>
+      <w:r>
+        <w:rPr>
+          <w:lang w:val="en_US" w:bidi="en_US"/>
+        </w:rPr>
+        <w:t>Translate Names</w:t>
+      </w:r>
+      <w:r>
+        <w:rPr>
+          <w:lang w:val="en_US" w:bidi="en_US"/>
+        </w:rPr>
+        <w:t>)</w:t>
       </w:r>
       <w:r>
         <w:rPr>
@@ -13666,7 +13870,19 @@
         <w:rPr>
           <w:lang w:val="en_US" w:bidi="en_US"/>
         </w:rPr>
-        <w:t>(Translation suggestions: Translate Names)</w:t>
+        <w:t xml:space="preserve">(Translation suggestions: </w:t>
+      </w:r>
+      <w:r>
+        <w:rPr>
+          <w:lang w:val="en_US" w:bidi="en_US"/>
+        </w:rPr>
+        <w:t>Translate Names</w:t>
+      </w:r>
+      <w:r>
+        <w:rPr>
+          <w:lang w:val="en_US" w:bidi="en_US"/>
+        </w:rPr>
+        <w:t>)</w:t>
       </w:r>
       <w:r>
         <w:rPr>
@@ -16800,7 +17016,19 @@
         <w:rPr>
           <w:lang w:val="en_US" w:bidi="en_US"/>
         </w:rPr>
-        <w:t>(Translation suggestions: Translate Names)</w:t>
+        <w:t xml:space="preserve">(Translation suggestions: </w:t>
+      </w:r>
+      <w:r>
+        <w:rPr>
+          <w:lang w:val="en_US" w:bidi="en_US"/>
+        </w:rPr>
+        <w:t>Translate Names</w:t>
+      </w:r>
+      <w:r>
+        <w:rPr>
+          <w:lang w:val="en_US" w:bidi="en_US"/>
+        </w:rPr>
+        <w:t>)</w:t>
       </w:r>
       <w:r>
         <w:rPr>
@@ -17255,7 +17483,19 @@
         <w:rPr>
           <w:lang w:val="en_US" w:bidi="en_US"/>
         </w:rPr>
-        <w:t>(Translation suggestions: Translate Names)</w:t>
+        <w:t xml:space="preserve">(Translation suggestions: </w:t>
+      </w:r>
+      <w:r>
+        <w:rPr>
+          <w:lang w:val="en_US" w:bidi="en_US"/>
+        </w:rPr>
+        <w:t>Translate Names</w:t>
+      </w:r>
+      <w:r>
+        <w:rPr>
+          <w:lang w:val="en_US" w:bidi="en_US"/>
+        </w:rPr>
+        <w:t>)</w:t>
       </w:r>
       <w:r>
         <w:rPr>
@@ -17594,7 +17834,19 @@
         <w:rPr>
           <w:lang w:val="en_US" w:bidi="en_US"/>
         </w:rPr>
-        <w:t>(Translation suggestions: Translate Names)</w:t>
+        <w:t xml:space="preserve">(Translation suggestions: </w:t>
+      </w:r>
+      <w:r>
+        <w:rPr>
+          <w:lang w:val="en_US" w:bidi="en_US"/>
+        </w:rPr>
+        <w:t>Translate Names</w:t>
+      </w:r>
+      <w:r>
+        <w:rPr>
+          <w:lang w:val="en_US" w:bidi="en_US"/>
+        </w:rPr>
+        <w:t>)</w:t>
       </w:r>
       <w:r>
         <w:rPr>
@@ -18002,7 +18254,19 @@
         <w:rPr>
           <w:lang w:val="en_US" w:bidi="en_US"/>
         </w:rPr>
-        <w:t>(Translation suggestions: How to Translate Names)</w:t>
+        <w:t xml:space="preserve">(Translation suggestions: </w:t>
+      </w:r>
+      <w:r>
+        <w:rPr>
+          <w:lang w:val="en_US" w:bidi="en_US"/>
+        </w:rPr>
+        <w:t>How to Translate Names</w:t>
+      </w:r>
+      <w:r>
+        <w:rPr>
+          <w:lang w:val="en_US" w:bidi="en_US"/>
+        </w:rPr>
+        <w:t>)</w:t>
       </w:r>
       <w:r>
         <w:rPr>
@@ -19515,7 +19779,19 @@
         <w:rPr>
           <w:lang w:val="en_US" w:bidi="en_US"/>
         </w:rPr>
-        <w:t>(Translation suggestions: How to Translate Names)</w:t>
+        <w:t xml:space="preserve">(Translation suggestions: </w:t>
+      </w:r>
+      <w:r>
+        <w:rPr>
+          <w:lang w:val="en_US" w:bidi="en_US"/>
+        </w:rPr>
+        <w:t>How to Translate Names</w:t>
+      </w:r>
+      <w:r>
+        <w:rPr>
+          <w:lang w:val="en_US" w:bidi="en_US"/>
+        </w:rPr>
+        <w:t>)</w:t>
       </w:r>
       <w:r>
         <w:rPr>
@@ -20292,7 +20568,19 @@
         <w:rPr>
           <w:lang w:val="en_US" w:bidi="en_US"/>
         </w:rPr>
-        <w:t>(Translation suggestions: Translate Names)</w:t>
+        <w:t xml:space="preserve">(Translation suggestions: </w:t>
+      </w:r>
+      <w:r>
+        <w:rPr>
+          <w:lang w:val="en_US" w:bidi="en_US"/>
+        </w:rPr>
+        <w:t>Translate Names</w:t>
+      </w:r>
+      <w:r>
+        <w:rPr>
+          <w:lang w:val="en_US" w:bidi="en_US"/>
+        </w:rPr>
+        <w:t>)</w:t>
       </w:r>
       <w:r>
         <w:rPr>
@@ -20711,7 +20999,19 @@
         <w:rPr>
           <w:lang w:val="en_US" w:bidi="en_US"/>
         </w:rPr>
-        <w:t>(Translation suggestions: How to Translate Names)</w:t>
+        <w:t xml:space="preserve">(Translation suggestions: </w:t>
+      </w:r>
+      <w:r>
+        <w:rPr>
+          <w:lang w:val="en_US" w:bidi="en_US"/>
+        </w:rPr>
+        <w:t>How to Translate Names</w:t>
+      </w:r>
+      <w:r>
+        <w:rPr>
+          <w:lang w:val="en_US" w:bidi="en_US"/>
+        </w:rPr>
+        <w:t>)</w:t>
       </w:r>
       <w:r>
         <w:rPr>
@@ -21874,7 +22174,19 @@
         <w:rPr>
           <w:lang w:val="en_US" w:bidi="en_US"/>
         </w:rPr>
-        <w:t>(Translation suggestions: How to Translate Names)</w:t>
+        <w:t xml:space="preserve">(Translation suggestions: </w:t>
+      </w:r>
+      <w:r>
+        <w:rPr>
+          <w:lang w:val="en_US" w:bidi="en_US"/>
+        </w:rPr>
+        <w:t>How to Translate Names</w:t>
+      </w:r>
+      <w:r>
+        <w:rPr>
+          <w:lang w:val="en_US" w:bidi="en_US"/>
+        </w:rPr>
+        <w:t>)</w:t>
       </w:r>
       <w:r>
         <w:rPr>
@@ -22304,7 +22616,19 @@
         <w:rPr>
           <w:lang w:val="en_US" w:bidi="en_US"/>
         </w:rPr>
-        <w:t>(See also: Translate Names)</w:t>
+        <w:t xml:space="preserve">(See also: </w:t>
+      </w:r>
+      <w:r>
+        <w:rPr>
+          <w:lang w:val="en_US" w:bidi="en_US"/>
+        </w:rPr>
+        <w:t>Translate Names</w:t>
+      </w:r>
+      <w:r>
+        <w:rPr>
+          <w:lang w:val="en_US" w:bidi="en_US"/>
+        </w:rPr>
+        <w:t>)</w:t>
       </w:r>
       <w:r>
         <w:rPr>
